--- a/Ussumane Momade 202605.docx
+++ b/Ussumane Momade 202605.docx
@@ -86,21 +86,8 @@
             <w:sz w:val="24"/>
             <w:szCs w:val="24"/>
           </w:rPr>
-          <w:t>Linkedin.com/in/</w:t>
+          <w:t>Linkedin.com/in/ussumanemomade</w:t>
         </w:r>
-        <w:proofErr w:type="spellStart"/>
-        <w:r>
-          <w:rPr>
-            <w:rStyle w:val="Hyperlink"/>
-            <w:rFonts w:ascii="Calibri" w:hAnsi="Calibri" w:cs="Calibri"/>
-            <w:b/>
-            <w:bCs/>
-            <w:sz w:val="24"/>
-            <w:szCs w:val="24"/>
-          </w:rPr>
-          <w:t>ussumanemomade</w:t>
-        </w:r>
-        <w:proofErr w:type="spellEnd"/>
       </w:hyperlink>
       <w:r>
         <w:rPr>
@@ -133,21 +120,8 @@
             <w:sz w:val="24"/>
             <w:szCs w:val="24"/>
           </w:rPr>
-          <w:t>github.com/</w:t>
+          <w:t>github.com/Uss-Momas</w:t>
         </w:r>
-        <w:proofErr w:type="spellStart"/>
-        <w:r>
-          <w:rPr>
-            <w:rStyle w:val="Hyperlink"/>
-            <w:rFonts w:ascii="Calibri" w:hAnsi="Calibri" w:cs="Calibri"/>
-            <w:b/>
-            <w:bCs/>
-            <w:sz w:val="24"/>
-            <w:szCs w:val="24"/>
-          </w:rPr>
-          <w:t>Uss-Momas</w:t>
-        </w:r>
-        <w:proofErr w:type="spellEnd"/>
       </w:hyperlink>
       <w:r>
         <w:rPr>
@@ -213,34 +187,7 @@
           <w:sz w:val="24"/>
           <w:szCs w:val="24"/>
         </w:rPr>
-        <w:t xml:space="preserve">Desenvolvedor </w:t>
-      </w:r>
-      <w:proofErr w:type="spellStart"/>
-      <w:r>
-        <w:rPr>
-          <w:rFonts w:ascii="Calibri" w:hAnsi="Calibri" w:cs="Calibri"/>
-          <w:sz w:val="24"/>
-          <w:szCs w:val="24"/>
-        </w:rPr>
-        <w:t>fullstack</w:t>
-      </w:r>
-      <w:proofErr w:type="spellEnd"/>
-      <w:r>
-        <w:rPr>
-          <w:rFonts w:ascii="Calibri" w:hAnsi="Calibri" w:cs="Calibri"/>
-          <w:sz w:val="24"/>
-          <w:szCs w:val="24"/>
-        </w:rPr>
-        <w:t xml:space="preserve"> com experiência em soluções web escaláveis e eficientes. </w:t>
-      </w:r>
-      <w:proofErr w:type="spellStart"/>
-      <w:r>
-        <w:rPr>
-          <w:rFonts w:ascii="Calibri" w:hAnsi="Calibri" w:cs="Calibri"/>
-          <w:sz w:val="24"/>
-          <w:szCs w:val="24"/>
-        </w:rPr>
-        <w:t>Actu</w:t>
+        <w:t>Desenvolvedor fullstack com experiência em soluções web escaláveis e eficientes. Actu</w:t>
       </w:r>
       <w:r>
         <w:rPr>
@@ -250,7 +197,6 @@
         </w:rPr>
         <w:t>a</w:t>
       </w:r>
-      <w:proofErr w:type="spellEnd"/>
       <w:r>
         <w:rPr>
           <w:rFonts w:ascii="Calibri" w:hAnsi="Calibri" w:cs="Calibri"/>
@@ -273,79 +219,7 @@
           <w:sz w:val="24"/>
           <w:szCs w:val="24"/>
         </w:rPr>
-        <w:t xml:space="preserve"> na </w:t>
-      </w:r>
-      <w:proofErr w:type="spellStart"/>
-      <w:r>
-        <w:rPr>
-          <w:rFonts w:ascii="Calibri" w:hAnsi="Calibri" w:cs="Calibri"/>
-          <w:sz w:val="24"/>
-          <w:szCs w:val="24"/>
-        </w:rPr>
-        <w:t>Deloitte</w:t>
-      </w:r>
-      <w:proofErr w:type="spellEnd"/>
-      <w:r>
-        <w:rPr>
-          <w:rFonts w:ascii="Calibri" w:hAnsi="Calibri" w:cs="Calibri"/>
-          <w:sz w:val="24"/>
-          <w:szCs w:val="24"/>
-        </w:rPr>
-        <w:t xml:space="preserve">, com foco em </w:t>
-      </w:r>
-      <w:proofErr w:type="spellStart"/>
-      <w:r>
-        <w:rPr>
-          <w:rFonts w:ascii="Calibri" w:hAnsi="Calibri" w:cs="Calibri"/>
-          <w:sz w:val="24"/>
-          <w:szCs w:val="24"/>
-        </w:rPr>
-        <w:t>Quality</w:t>
-      </w:r>
-      <w:proofErr w:type="spellEnd"/>
-      <w:r>
-        <w:rPr>
-          <w:rFonts w:ascii="Calibri" w:hAnsi="Calibri" w:cs="Calibri"/>
-          <w:sz w:val="24"/>
-          <w:szCs w:val="24"/>
-        </w:rPr>
-        <w:t xml:space="preserve"> </w:t>
-      </w:r>
-      <w:proofErr w:type="spellStart"/>
-      <w:r>
-        <w:rPr>
-          <w:rFonts w:ascii="Calibri" w:hAnsi="Calibri" w:cs="Calibri"/>
-          <w:sz w:val="24"/>
-          <w:szCs w:val="24"/>
-        </w:rPr>
-        <w:t>Assurance</w:t>
-      </w:r>
-      <w:proofErr w:type="spellEnd"/>
-      <w:r>
-        <w:rPr>
-          <w:rFonts w:ascii="Calibri" w:hAnsi="Calibri" w:cs="Calibri"/>
-          <w:sz w:val="24"/>
-          <w:szCs w:val="24"/>
-        </w:rPr>
-        <w:t xml:space="preserve"> e desenvolvimento web, entregando resultados de qualidade em </w:t>
-      </w:r>
-      <w:proofErr w:type="spellStart"/>
-      <w:r>
-        <w:rPr>
-          <w:rFonts w:ascii="Calibri" w:hAnsi="Calibri" w:cs="Calibri"/>
-          <w:sz w:val="24"/>
-          <w:szCs w:val="24"/>
-        </w:rPr>
-        <w:t>projectos</w:t>
-      </w:r>
-      <w:proofErr w:type="spellEnd"/>
-      <w:r>
-        <w:rPr>
-          <w:rFonts w:ascii="Calibri" w:hAnsi="Calibri" w:cs="Calibri"/>
-          <w:sz w:val="24"/>
-          <w:szCs w:val="24"/>
-        </w:rPr>
-        <w:t xml:space="preserve"> em Moçambique e Portugal.</w:t>
+        <w:t xml:space="preserve"> na Deloitte, com foco em Quality Assurance e desenvolvimento web, entregando resultados de qualidade em projectos em Moçambique e Portugal.</w:t>
       </w:r>
     </w:p>
     <w:p>
@@ -393,142 +267,48 @@
           <w:sz w:val="24"/>
           <w:szCs w:val="24"/>
         </w:rPr>
-        <w:t xml:space="preserve">Linguagens de Programação e </w:t>
-      </w:r>
-      <w:proofErr w:type="spellStart"/>
-      <w:r>
-        <w:rPr>
-          <w:rFonts w:ascii="Calibri" w:hAnsi="Calibri" w:cs="Calibri"/>
-          <w:sz w:val="24"/>
-          <w:szCs w:val="24"/>
-        </w:rPr>
-        <w:t>frameworks</w:t>
-      </w:r>
-      <w:proofErr w:type="spellEnd"/>
-      <w:r>
-        <w:rPr>
-          <w:rFonts w:ascii="Calibri" w:hAnsi="Calibri" w:cs="Calibri"/>
-          <w:sz w:val="24"/>
-          <w:szCs w:val="24"/>
-        </w:rPr>
-        <w:t xml:space="preserve"> como </w:t>
-      </w:r>
-      <w:r>
-        <w:rPr>
-          <w:rFonts w:ascii="Calibri" w:hAnsi="Calibri" w:cs="Calibri"/>
-          <w:sz w:val="24"/>
-          <w:szCs w:val="24"/>
-        </w:rPr>
-        <w:t xml:space="preserve">Java, </w:t>
-      </w:r>
-      <w:proofErr w:type="spellStart"/>
-      <w:r>
-        <w:rPr>
-          <w:rFonts w:ascii="Calibri" w:hAnsi="Calibri" w:cs="Calibri"/>
-          <w:sz w:val="24"/>
-          <w:szCs w:val="24"/>
-        </w:rPr>
-        <w:t>Typescript</w:t>
-      </w:r>
-      <w:proofErr w:type="spellEnd"/>
-      <w:r>
-        <w:rPr>
-          <w:rFonts w:ascii="Calibri" w:hAnsi="Calibri" w:cs="Calibri"/>
-          <w:sz w:val="24"/>
-          <w:szCs w:val="24"/>
-        </w:rPr>
-        <w:t xml:space="preserve">, </w:t>
-      </w:r>
-      <w:proofErr w:type="spellStart"/>
-      <w:r>
-        <w:rPr>
-          <w:rFonts w:ascii="Calibri" w:hAnsi="Calibri" w:cs="Calibri"/>
-          <w:sz w:val="24"/>
-          <w:szCs w:val="24"/>
-        </w:rPr>
-        <w:t>NodeJS</w:t>
-      </w:r>
-      <w:proofErr w:type="spellEnd"/>
-      <w:r>
-        <w:rPr>
-          <w:rFonts w:ascii="Calibri" w:hAnsi="Calibri" w:cs="Calibri"/>
-          <w:sz w:val="24"/>
-          <w:szCs w:val="24"/>
-        </w:rPr>
-        <w:t>, PHP,</w:t>
-      </w:r>
-      <w:r>
-        <w:rPr>
-          <w:rFonts w:ascii="Calibri" w:hAnsi="Calibri" w:cs="Calibri"/>
-          <w:sz w:val="24"/>
-          <w:szCs w:val="24"/>
-        </w:rPr>
-        <w:t xml:space="preserve"> </w:t>
-      </w:r>
-      <w:proofErr w:type="spellStart"/>
-      <w:r>
-        <w:rPr>
-          <w:rFonts w:ascii="Calibri" w:hAnsi="Calibri" w:cs="Calibri"/>
-          <w:sz w:val="24"/>
-          <w:szCs w:val="24"/>
-        </w:rPr>
-        <w:t>Laravel</w:t>
-      </w:r>
-      <w:proofErr w:type="spellEnd"/>
-      <w:r>
-        <w:rPr>
-          <w:rFonts w:ascii="Calibri" w:hAnsi="Calibri" w:cs="Calibri"/>
-          <w:sz w:val="24"/>
-          <w:szCs w:val="24"/>
-        </w:rPr>
-        <w:t>,</w:t>
-      </w:r>
-      <w:r>
-        <w:rPr>
-          <w:rFonts w:ascii="Calibri" w:hAnsi="Calibri" w:cs="Calibri"/>
-          <w:sz w:val="24"/>
-          <w:szCs w:val="24"/>
-        </w:rPr>
-        <w:t xml:space="preserve"> </w:t>
-      </w:r>
-      <w:proofErr w:type="spellStart"/>
-      <w:proofErr w:type="gramStart"/>
-      <w:r>
-        <w:rPr>
-          <w:rFonts w:ascii="Calibri" w:hAnsi="Calibri" w:cs="Calibri"/>
-          <w:sz w:val="24"/>
-          <w:szCs w:val="24"/>
-        </w:rPr>
-        <w:t>React</w:t>
-      </w:r>
-      <w:r>
-        <w:rPr>
-          <w:rFonts w:ascii="Calibri" w:hAnsi="Calibri" w:cs="Calibri"/>
-          <w:sz w:val="24"/>
-          <w:szCs w:val="24"/>
-        </w:rPr>
-        <w:t>,JS</w:t>
-      </w:r>
-      <w:proofErr w:type="spellEnd"/>
-      <w:proofErr w:type="gramEnd"/>
-      <w:r>
-        <w:rPr>
-          <w:rFonts w:ascii="Calibri" w:hAnsi="Calibri" w:cs="Calibri"/>
-          <w:sz w:val="24"/>
-          <w:szCs w:val="24"/>
-        </w:rPr>
-        <w:t xml:space="preserve">, </w:t>
-      </w:r>
-      <w:proofErr w:type="spellStart"/>
-      <w:r>
-        <w:rPr>
-          <w:rFonts w:ascii="Calibri" w:hAnsi="Calibri" w:cs="Calibri"/>
-          <w:sz w:val="24"/>
-          <w:szCs w:val="24"/>
-        </w:rPr>
-        <w:t>NextJS</w:t>
-      </w:r>
-      <w:proofErr w:type="spellEnd"/>
+        <w:t xml:space="preserve">Linguagens de Programação e frameworks como </w:t>
+      </w:r>
+      <w:r>
+        <w:rPr>
+          <w:rFonts w:ascii="Calibri" w:hAnsi="Calibri" w:cs="Calibri"/>
+          <w:sz w:val="24"/>
+          <w:szCs w:val="24"/>
+        </w:rPr>
+        <w:t xml:space="preserve">Java, Typescript, </w:t>
+      </w:r>
+      <w:r>
+        <w:rPr>
+          <w:rFonts w:ascii="Calibri" w:hAnsi="Calibri" w:cs="Calibri"/>
+          <w:sz w:val="24"/>
+          <w:szCs w:val="24"/>
+        </w:rPr>
+        <w:t>NodeJS, PHP,</w:t>
+      </w:r>
+      <w:r>
+        <w:rPr>
+          <w:rFonts w:ascii="Calibri" w:hAnsi="Calibri" w:cs="Calibri"/>
+          <w:sz w:val="24"/>
+          <w:szCs w:val="24"/>
+        </w:rPr>
+        <w:t xml:space="preserve"> Laravel,</w:t>
+      </w:r>
+      <w:r>
+        <w:rPr>
+          <w:rFonts w:ascii="Calibri" w:hAnsi="Calibri" w:cs="Calibri"/>
+          <w:sz w:val="24"/>
+          <w:szCs w:val="24"/>
+        </w:rPr>
+        <w:t xml:space="preserve"> React</w:t>
+      </w:r>
+      <w:r>
+        <w:rPr>
+          <w:rFonts w:ascii="Calibri" w:hAnsi="Calibri" w:cs="Calibri"/>
+          <w:sz w:val="24"/>
+          <w:szCs w:val="24"/>
+        </w:rPr>
+        <w:t>,JS, NextJS</w:t>
+      </w:r>
       <w:r>
         <w:rPr>
           <w:rFonts w:ascii="Calibri" w:hAnsi="Calibri" w:cs="Calibri"/>
@@ -560,43 +340,7 @@
           <w:sz w:val="24"/>
           <w:szCs w:val="24"/>
         </w:rPr>
-        <w:t xml:space="preserve">Ferramentas de infraestrutura como Docker, </w:t>
-      </w:r>
-      <w:proofErr w:type="spellStart"/>
-      <w:r>
-        <w:rPr>
-          <w:rFonts w:ascii="Calibri" w:hAnsi="Calibri" w:cs="Calibri"/>
-          <w:sz w:val="24"/>
-          <w:szCs w:val="24"/>
-        </w:rPr>
-        <w:t>Traefik</w:t>
-      </w:r>
-      <w:proofErr w:type="spellEnd"/>
-      <w:r>
-        <w:rPr>
-          <w:rFonts w:ascii="Calibri" w:hAnsi="Calibri" w:cs="Calibri"/>
-          <w:sz w:val="24"/>
-          <w:szCs w:val="24"/>
-        </w:rPr>
-        <w:t xml:space="preserve">, </w:t>
-      </w:r>
-      <w:proofErr w:type="spellStart"/>
-      <w:r>
-        <w:rPr>
-          <w:rFonts w:ascii="Calibri" w:hAnsi="Calibri" w:cs="Calibri"/>
-          <w:sz w:val="24"/>
-          <w:szCs w:val="24"/>
-        </w:rPr>
-        <w:t>nginx</w:t>
-      </w:r>
-      <w:proofErr w:type="spellEnd"/>
-      <w:r>
-        <w:rPr>
-          <w:rFonts w:ascii="Calibri" w:hAnsi="Calibri" w:cs="Calibri"/>
-          <w:sz w:val="24"/>
-          <w:szCs w:val="24"/>
-        </w:rPr>
-        <w:t>.</w:t>
+        <w:t>Ferramentas de infraestrutura como Docker, Traefik, nginx.</w:t>
       </w:r>
     </w:p>
     <w:p>
@@ -621,25 +365,7 @@
           <w:sz w:val="24"/>
           <w:szCs w:val="24"/>
         </w:rPr>
-        <w:t xml:space="preserve">Metodologias Ágeis e Design </w:t>
-      </w:r>
-      <w:proofErr w:type="spellStart"/>
-      <w:r>
-        <w:rPr>
-          <w:rFonts w:ascii="Calibri" w:hAnsi="Calibri" w:cs="Calibri"/>
-          <w:sz w:val="24"/>
-          <w:szCs w:val="24"/>
-        </w:rPr>
-        <w:t>Thinking</w:t>
-      </w:r>
-      <w:proofErr w:type="spellEnd"/>
-      <w:r>
-        <w:rPr>
-          <w:rFonts w:ascii="Calibri" w:hAnsi="Calibri" w:cs="Calibri"/>
-          <w:sz w:val="24"/>
-          <w:szCs w:val="24"/>
-        </w:rPr>
-        <w:t>.</w:t>
+        <w:t>Conhecimento de Base de dados como Mysql, Postgres.</w:t>
       </w:r>
     </w:p>
     <w:p>
@@ -664,11 +390,16 @@
           <w:sz w:val="24"/>
           <w:szCs w:val="24"/>
         </w:rPr>
-        <w:t>Desenvolvimento de Soluções Robustas e Escaláveis.</w:t>
-      </w:r>
-    </w:p>
-    <w:p>
-      <w:pPr>
+        <w:t>Metodologias Ágeis e Design Thinking.</w:t>
+      </w:r>
+    </w:p>
+    <w:p>
+      <w:pPr>
+        <w:pStyle w:val="ListParagraph"/>
+        <w:numPr>
+          <w:ilvl w:val="0"/>
+          <w:numId w:val="5"/>
+        </w:numPr>
         <w:rPr>
           <w:rFonts w:ascii="Calibri" w:hAnsi="Calibri" w:cs="Calibri"/>
           <w:b/>
@@ -681,12 +412,32 @@
       <w:r>
         <w:rPr>
           <w:rFonts w:ascii="Calibri" w:hAnsi="Calibri" w:cs="Calibri"/>
+          <w:sz w:val="24"/>
+          <w:szCs w:val="24"/>
+        </w:rPr>
+        <w:t>Desenvolvimento de Soluções Robustas e Escaláveis.</w:t>
+      </w:r>
+    </w:p>
+    <w:p>
+      <w:pPr>
+        <w:rPr>
+          <w:rFonts w:ascii="Calibri" w:hAnsi="Calibri" w:cs="Calibri"/>
           <w:b/>
           <w:bCs/>
           <w:sz w:val="32"/>
           <w:szCs w:val="32"/>
           <w:u w:val="single"/>
         </w:rPr>
+      </w:pPr>
+      <w:r>
+        <w:rPr>
+          <w:rFonts w:ascii="Calibri" w:hAnsi="Calibri" w:cs="Calibri"/>
+          <w:b/>
+          <w:bCs/>
+          <w:sz w:val="32"/>
+          <w:szCs w:val="32"/>
+          <w:u w:val="single"/>
+        </w:rPr>
         <w:t>Experiência</w:t>
       </w:r>
     </w:p>
@@ -698,7 +449,6 @@
           <w:szCs w:val="28"/>
         </w:rPr>
       </w:pPr>
-      <w:proofErr w:type="spellStart"/>
       <w:r>
         <w:rPr>
           <w:rFonts w:ascii="Calibri" w:hAnsi="Calibri" w:cs="Calibri"/>
@@ -707,9 +457,8 @@
           <w:sz w:val="28"/>
           <w:szCs w:val="28"/>
         </w:rPr>
-        <w:t>Experienced</w:t>
-      </w:r>
-      <w:proofErr w:type="spellEnd"/>
+        <w:t xml:space="preserve">Experienced Programmer na </w:t>
+      </w:r>
       <w:r>
         <w:rPr>
           <w:rFonts w:ascii="Calibri" w:hAnsi="Calibri" w:cs="Calibri"/>
@@ -718,9 +467,8 @@
           <w:sz w:val="28"/>
           <w:szCs w:val="28"/>
         </w:rPr>
-        <w:t xml:space="preserve"> </w:t>
-      </w:r>
-      <w:proofErr w:type="spellStart"/>
+        <w:t>Deloitte</w:t>
+      </w:r>
       <w:r>
         <w:rPr>
           <w:rFonts w:ascii="Calibri" w:hAnsi="Calibri" w:cs="Calibri"/>
@@ -729,58 +477,15 @@
           <w:sz w:val="28"/>
           <w:szCs w:val="28"/>
         </w:rPr>
-        <w:t>Programmer</w:t>
-      </w:r>
-      <w:proofErr w:type="spellEnd"/>
-      <w:r>
-        <w:rPr>
-          <w:rFonts w:ascii="Calibri" w:hAnsi="Calibri" w:cs="Calibri"/>
-          <w:b/>
-          <w:bCs/>
+        <w:t xml:space="preserve"> | </w:t>
+      </w:r>
+      <w:r>
+        <w:rPr>
+          <w:rFonts w:ascii="Calibri" w:hAnsi="Calibri" w:cs="Calibri"/>
           <w:sz w:val="28"/>
           <w:szCs w:val="28"/>
         </w:rPr>
-        <w:t xml:space="preserve"> na </w:t>
-      </w:r>
-      <w:proofErr w:type="spellStart"/>
-      <w:r>
-        <w:rPr>
-          <w:rFonts w:ascii="Calibri" w:hAnsi="Calibri" w:cs="Calibri"/>
-          <w:b/>
-          <w:bCs/>
-          <w:sz w:val="28"/>
-          <w:szCs w:val="28"/>
-        </w:rPr>
-        <w:t>Deloitte</w:t>
-      </w:r>
-      <w:proofErr w:type="spellEnd"/>
-      <w:r>
-        <w:rPr>
-          <w:rFonts w:ascii="Calibri" w:hAnsi="Calibri" w:cs="Calibri"/>
-          <w:b/>
-          <w:bCs/>
-          <w:sz w:val="28"/>
-          <w:szCs w:val="28"/>
-        </w:rPr>
-        <w:t xml:space="preserve"> | </w:t>
-      </w:r>
-      <w:proofErr w:type="gramStart"/>
-      <w:r>
-        <w:rPr>
-          <w:rFonts w:ascii="Calibri" w:hAnsi="Calibri" w:cs="Calibri"/>
-          <w:sz w:val="28"/>
-          <w:szCs w:val="28"/>
-        </w:rPr>
-        <w:t>Março</w:t>
-      </w:r>
-      <w:proofErr w:type="gramEnd"/>
-      <w:r>
-        <w:rPr>
-          <w:rFonts w:ascii="Calibri" w:hAnsi="Calibri" w:cs="Calibri"/>
-          <w:sz w:val="28"/>
-          <w:szCs w:val="28"/>
-        </w:rPr>
-        <w:t xml:space="preserve"> 2023 – Presente</w:t>
+        <w:t>Março 2023 – Presente</w:t>
       </w:r>
     </w:p>
     <w:p>
@@ -858,115 +563,15 @@
           <w:sz w:val="24"/>
           <w:szCs w:val="24"/>
         </w:rPr>
-        <w:t xml:space="preserve"> no </w:t>
-      </w:r>
-      <w:proofErr w:type="spellStart"/>
-      <w:r>
-        <w:rPr>
-          <w:rFonts w:ascii="Calibri" w:hAnsi="Calibri" w:cs="Calibri"/>
-          <w:sz w:val="24"/>
-          <w:szCs w:val="24"/>
-        </w:rPr>
-        <w:t>backend</w:t>
-      </w:r>
-      <w:proofErr w:type="spellEnd"/>
-      <w:r>
-        <w:rPr>
-          <w:rFonts w:ascii="Calibri" w:hAnsi="Calibri" w:cs="Calibri"/>
-          <w:sz w:val="24"/>
-          <w:szCs w:val="24"/>
-        </w:rPr>
-        <w:t xml:space="preserve"> com </w:t>
-      </w:r>
-      <w:proofErr w:type="spellStart"/>
-      <w:r>
-        <w:rPr>
-          <w:rFonts w:ascii="Calibri" w:hAnsi="Calibri" w:cs="Calibri"/>
-          <w:sz w:val="24"/>
-          <w:szCs w:val="24"/>
-        </w:rPr>
-        <w:t>Laravel</w:t>
-      </w:r>
-      <w:proofErr w:type="spellEnd"/>
-      <w:r>
-        <w:rPr>
-          <w:rFonts w:ascii="Calibri" w:hAnsi="Calibri" w:cs="Calibri"/>
-          <w:sz w:val="24"/>
-          <w:szCs w:val="24"/>
-        </w:rPr>
-        <w:t xml:space="preserve"> como </w:t>
-      </w:r>
-      <w:proofErr w:type="spellStart"/>
-      <w:r>
-        <w:rPr>
-          <w:rFonts w:ascii="Calibri" w:hAnsi="Calibri" w:cs="Calibri"/>
-          <w:sz w:val="24"/>
-          <w:szCs w:val="24"/>
-        </w:rPr>
-        <w:t>framework</w:t>
-      </w:r>
-      <w:proofErr w:type="spellEnd"/>
-      <w:r>
-        <w:rPr>
-          <w:rFonts w:ascii="Calibri" w:hAnsi="Calibri" w:cs="Calibri"/>
-          <w:sz w:val="24"/>
-          <w:szCs w:val="24"/>
-        </w:rPr>
-        <w:t xml:space="preserve">, utilizando </w:t>
-      </w:r>
-      <w:proofErr w:type="spellStart"/>
-      <w:r>
-        <w:rPr>
-          <w:rFonts w:ascii="Calibri" w:hAnsi="Calibri" w:cs="Calibri"/>
-          <w:sz w:val="24"/>
-          <w:szCs w:val="24"/>
-        </w:rPr>
-        <w:t>git</w:t>
-      </w:r>
-      <w:proofErr w:type="spellEnd"/>
-      <w:r>
-        <w:rPr>
-          <w:rFonts w:ascii="Calibri" w:hAnsi="Calibri" w:cs="Calibri"/>
-          <w:sz w:val="24"/>
-          <w:szCs w:val="24"/>
-        </w:rPr>
-        <w:t xml:space="preserve">, </w:t>
-      </w:r>
-      <w:proofErr w:type="spellStart"/>
-      <w:r>
-        <w:rPr>
-          <w:rFonts w:ascii="Calibri" w:hAnsi="Calibri" w:cs="Calibri"/>
-          <w:sz w:val="24"/>
-          <w:szCs w:val="24"/>
-        </w:rPr>
-        <w:t>BitBucket</w:t>
-      </w:r>
-      <w:proofErr w:type="spellEnd"/>
-      <w:r>
-        <w:rPr>
-          <w:rFonts w:ascii="Calibri" w:hAnsi="Calibri" w:cs="Calibri"/>
-          <w:sz w:val="24"/>
-          <w:szCs w:val="24"/>
-        </w:rPr>
-        <w:t xml:space="preserve"> e metodologia </w:t>
-      </w:r>
-      <w:proofErr w:type="spellStart"/>
-      <w:r>
-        <w:rPr>
-          <w:rFonts w:ascii="Calibri" w:hAnsi="Calibri" w:cs="Calibri"/>
-          <w:sz w:val="24"/>
-          <w:szCs w:val="24"/>
-        </w:rPr>
-        <w:t>Scrum</w:t>
-      </w:r>
-      <w:proofErr w:type="spellEnd"/>
-      <w:r>
-        <w:rPr>
-          <w:rFonts w:ascii="Calibri" w:hAnsi="Calibri" w:cs="Calibri"/>
-          <w:sz w:val="24"/>
-          <w:szCs w:val="24"/>
-        </w:rPr>
-        <w:t>.</w:t>
+        <w:t xml:space="preserve"> no backend</w:t>
+      </w:r>
+      <w:r>
+        <w:rPr>
+          <w:rFonts w:ascii="Calibri" w:hAnsi="Calibri" w:cs="Calibri"/>
+          <w:sz w:val="24"/>
+          <w:szCs w:val="24"/>
+        </w:rPr>
+        <w:t xml:space="preserve"> com Laravel como framework, utilizando git, BitBucket e metodologia Scrum.</w:t>
       </w:r>
     </w:p>
     <w:p>
@@ -998,42 +603,8 @@
           <w:sz w:val="24"/>
           <w:szCs w:val="24"/>
         </w:rPr>
-        <w:t xml:space="preserve">testes </w:t>
-      </w:r>
-      <w:proofErr w:type="spellStart"/>
-      <w:r>
-        <w:rPr>
-          <w:rFonts w:ascii="Calibri" w:hAnsi="Calibri" w:cs="Calibri"/>
-          <w:b/>
-          <w:bCs/>
-          <w:sz w:val="24"/>
-          <w:szCs w:val="24"/>
-        </w:rPr>
-        <w:t>end</w:t>
-      </w:r>
-      <w:proofErr w:type="spellEnd"/>
-      <w:r>
-        <w:rPr>
-          <w:rFonts w:ascii="Calibri" w:hAnsi="Calibri" w:cs="Calibri"/>
-          <w:b/>
-          <w:bCs/>
-          <w:sz w:val="24"/>
-          <w:szCs w:val="24"/>
-        </w:rPr>
-        <w:t>-to-</w:t>
-      </w:r>
-      <w:proofErr w:type="spellStart"/>
-      <w:r>
-        <w:rPr>
-          <w:rFonts w:ascii="Calibri" w:hAnsi="Calibri" w:cs="Calibri"/>
-          <w:b/>
-          <w:bCs/>
-          <w:sz w:val="24"/>
-          <w:szCs w:val="24"/>
-        </w:rPr>
-        <w:t>end</w:t>
-      </w:r>
-      <w:proofErr w:type="spellEnd"/>
+        <w:t>testes end-to-end</w:t>
+      </w:r>
       <w:r>
         <w:rPr>
           <w:rFonts w:ascii="Calibri" w:hAnsi="Calibri" w:cs="Calibri"/>
@@ -1042,7 +613,6 @@
         </w:rPr>
         <w:t xml:space="preserve"> do sistema, com recurso ao </w:t>
       </w:r>
-      <w:proofErr w:type="spellStart"/>
       <w:r>
         <w:rPr>
           <w:rFonts w:ascii="Calibri" w:hAnsi="Calibri" w:cs="Calibri"/>
@@ -1053,7 +623,6 @@
         </w:rPr>
         <w:t>Jira</w:t>
       </w:r>
-      <w:proofErr w:type="spellEnd"/>
       <w:r>
         <w:rPr>
           <w:rFonts w:ascii="Calibri" w:hAnsi="Calibri" w:cs="Calibri"/>
@@ -1092,42 +661,8 @@
           <w:sz w:val="24"/>
           <w:szCs w:val="24"/>
         </w:rPr>
-        <w:t xml:space="preserve">Microsoft </w:t>
-      </w:r>
-      <w:proofErr w:type="spellStart"/>
-      <w:r>
-        <w:rPr>
-          <w:rFonts w:ascii="Calibri" w:hAnsi="Calibri" w:cs="Calibri"/>
-          <w:b/>
-          <w:bCs/>
-          <w:sz w:val="24"/>
-          <w:szCs w:val="24"/>
-        </w:rPr>
-        <w:t>Power</w:t>
-      </w:r>
-      <w:proofErr w:type="spellEnd"/>
-      <w:r>
-        <w:rPr>
-          <w:rFonts w:ascii="Calibri" w:hAnsi="Calibri" w:cs="Calibri"/>
-          <w:b/>
-          <w:bCs/>
-          <w:sz w:val="24"/>
-          <w:szCs w:val="24"/>
-        </w:rPr>
-        <w:t xml:space="preserve"> </w:t>
-      </w:r>
-      <w:proofErr w:type="spellStart"/>
-      <w:r>
-        <w:rPr>
-          <w:rFonts w:ascii="Calibri" w:hAnsi="Calibri" w:cs="Calibri"/>
-          <w:b/>
-          <w:bCs/>
-          <w:sz w:val="24"/>
-          <w:szCs w:val="24"/>
-        </w:rPr>
-        <w:t>Platform</w:t>
-      </w:r>
-      <w:proofErr w:type="spellEnd"/>
+        <w:t>Microsoft Power Platform</w:t>
+      </w:r>
       <w:r>
         <w:rPr>
           <w:rFonts w:ascii="Calibri" w:hAnsi="Calibri" w:cs="Calibri"/>
@@ -1217,7 +752,23 @@
           <w:sz w:val="24"/>
           <w:szCs w:val="24"/>
         </w:rPr>
-        <w:t>Desenvolvedor de uma aplicação web que faz a gestão de encurtamento de links de utilizadores e com algumas funcionalidades de analítica.</w:t>
+        <w:t>Desenvolvedor de uma aplicação web que faz a gestão de encurtamento de links de utilizadores e com algumas funcionalidades de analítica</w:t>
+      </w:r>
+      <w:r>
+        <w:rPr>
+          <w:rFonts w:ascii="Calibri" w:hAnsi="Calibri" w:cs="Calibri"/>
+          <w:sz w:val="24"/>
+          <w:szCs w:val="24"/>
+        </w:rPr>
+        <w:t xml:space="preserve"> (utilizando redis e base de dados em postgres)</w:t>
+      </w:r>
+      <w:r>
+        <w:rPr>
+          <w:rFonts w:ascii="Calibri" w:hAnsi="Calibri" w:cs="Calibri"/>
+          <w:sz w:val="24"/>
+          <w:szCs w:val="24"/>
+        </w:rPr>
+        <w:t>.</w:t>
       </w:r>
     </w:p>
     <w:p>
@@ -1244,123 +795,6 @@
     </w:p>
     <w:p>
       <w:pPr>
-        <w:rPr>
-          <w:rFonts w:ascii="Calibri" w:hAnsi="Calibri" w:cs="Calibri"/>
-          <w:sz w:val="28"/>
-          <w:szCs w:val="28"/>
-        </w:rPr>
-      </w:pPr>
-      <w:r>
-        <w:rPr>
-          <w:rFonts w:ascii="Calibri" w:hAnsi="Calibri" w:cs="Calibri"/>
-          <w:b/>
-          <w:bCs/>
-          <w:sz w:val="28"/>
-          <w:szCs w:val="28"/>
-        </w:rPr>
-        <w:t xml:space="preserve">Coordenador de Programas na </w:t>
-      </w:r>
-      <w:proofErr w:type="spellStart"/>
-      <w:r>
-        <w:rPr>
-          <w:rFonts w:ascii="Calibri" w:hAnsi="Calibri" w:cs="Calibri"/>
-          <w:b/>
-          <w:bCs/>
-          <w:sz w:val="28"/>
-          <w:szCs w:val="28"/>
-        </w:rPr>
-        <w:t>Mozdevz</w:t>
-      </w:r>
-      <w:proofErr w:type="spellEnd"/>
-      <w:r>
-        <w:rPr>
-          <w:rFonts w:ascii="Calibri" w:hAnsi="Calibri" w:cs="Calibri"/>
-          <w:b/>
-          <w:bCs/>
-          <w:sz w:val="28"/>
-          <w:szCs w:val="28"/>
-        </w:rPr>
-        <w:t xml:space="preserve"> </w:t>
-      </w:r>
-      <w:proofErr w:type="spellStart"/>
-      <w:r>
-        <w:rPr>
-          <w:rFonts w:ascii="Calibri" w:hAnsi="Calibri" w:cs="Calibri"/>
-          <w:b/>
-          <w:bCs/>
-          <w:sz w:val="28"/>
-          <w:szCs w:val="28"/>
-        </w:rPr>
-        <w:t>Schools</w:t>
-      </w:r>
-      <w:proofErr w:type="spellEnd"/>
-      <w:r>
-        <w:rPr>
-          <w:rFonts w:ascii="Calibri" w:hAnsi="Calibri" w:cs="Calibri"/>
-          <w:b/>
-          <w:bCs/>
-          <w:sz w:val="28"/>
-          <w:szCs w:val="28"/>
-        </w:rPr>
-        <w:t xml:space="preserve"> (Voluntário)</w:t>
-      </w:r>
-      <w:r>
-        <w:rPr>
-          <w:rFonts w:ascii="Calibri" w:hAnsi="Calibri" w:cs="Calibri"/>
-          <w:b/>
-          <w:bCs/>
-          <w:sz w:val="28"/>
-          <w:szCs w:val="28"/>
-        </w:rPr>
-        <w:t xml:space="preserve"> </w:t>
-      </w:r>
-      <w:r>
-        <w:rPr>
-          <w:rFonts w:ascii="Calibri" w:hAnsi="Calibri" w:cs="Calibri"/>
-          <w:sz w:val="28"/>
-          <w:szCs w:val="28"/>
-        </w:rPr>
-        <w:t xml:space="preserve">| </w:t>
-      </w:r>
-      <w:proofErr w:type="gramStart"/>
-      <w:r>
-        <w:rPr>
-          <w:rFonts w:ascii="Calibri" w:hAnsi="Calibri" w:cs="Calibri"/>
-          <w:sz w:val="28"/>
-          <w:szCs w:val="28"/>
-        </w:rPr>
-        <w:t>Junho</w:t>
-      </w:r>
-      <w:proofErr w:type="gramEnd"/>
-      <w:r>
-        <w:rPr>
-          <w:rFonts w:ascii="Calibri" w:hAnsi="Calibri" w:cs="Calibri"/>
-          <w:sz w:val="28"/>
-          <w:szCs w:val="28"/>
-        </w:rPr>
-        <w:t xml:space="preserve"> 2023 – </w:t>
-      </w:r>
-      <w:proofErr w:type="gramStart"/>
-      <w:r>
-        <w:rPr>
-          <w:rFonts w:ascii="Calibri" w:hAnsi="Calibri" w:cs="Calibri"/>
-          <w:sz w:val="28"/>
-          <w:szCs w:val="28"/>
-        </w:rPr>
-        <w:t>Agosto</w:t>
-      </w:r>
-      <w:proofErr w:type="gramEnd"/>
-      <w:r>
-        <w:rPr>
-          <w:rFonts w:ascii="Calibri" w:hAnsi="Calibri" w:cs="Calibri"/>
-          <w:sz w:val="28"/>
-          <w:szCs w:val="28"/>
-        </w:rPr>
-        <w:t xml:space="preserve"> 2025</w:t>
-      </w:r>
-    </w:p>
-    <w:p>
-      <w:pPr>
         <w:pStyle w:val="ListParagraph"/>
         <w:numPr>
           <w:ilvl w:val="0"/>
@@ -1378,23 +812,95 @@
           <w:sz w:val="24"/>
           <w:szCs w:val="24"/>
         </w:rPr>
-        <w:t>Organização de programas, formações e eventos</w:t>
-      </w:r>
-      <w:r>
-        <w:rPr>
-          <w:rFonts w:ascii="Calibri" w:hAnsi="Calibri" w:cs="Calibri"/>
-          <w:sz w:val="24"/>
-          <w:szCs w:val="24"/>
-        </w:rPr>
-        <w:t xml:space="preserve"> nas áreas de tecnologias</w:t>
-      </w:r>
-      <w:r>
-        <w:rPr>
-          <w:rFonts w:ascii="Calibri" w:hAnsi="Calibri" w:cs="Calibri"/>
-          <w:sz w:val="24"/>
-          <w:szCs w:val="24"/>
-        </w:rPr>
-        <w:t xml:space="preserve"> com impacto na comunidade estudantil.</w:t>
+        <w:t xml:space="preserve">Desenvolvedor backend de uma plataforma composta por duas aplicações web e uma aplicação mobile voltadas para gestão de eventos, onde trabalhei com </w:t>
+      </w:r>
+      <w:r>
+        <w:rPr>
+          <w:rFonts w:ascii="Calibri" w:hAnsi="Calibri" w:cs="Calibri"/>
+          <w:sz w:val="24"/>
+          <w:szCs w:val="24"/>
+        </w:rPr>
+        <w:t xml:space="preserve">algumas </w:t>
+      </w:r>
+      <w:r>
+        <w:rPr>
+          <w:rFonts w:ascii="Calibri" w:hAnsi="Calibri" w:cs="Calibri"/>
+          <w:sz w:val="24"/>
+          <w:szCs w:val="24"/>
+        </w:rPr>
+        <w:t xml:space="preserve">integrações de comunicação (WhatsApp, SMS e Email), gestão de armazenamento em S3 (AWS e MinIO on-premise), administração de servidores e infraestrutura de comunicação entre </w:t>
+      </w:r>
+      <w:r>
+        <w:rPr>
+          <w:rFonts w:ascii="Calibri" w:hAnsi="Calibri" w:cs="Calibri"/>
+          <w:sz w:val="24"/>
+          <w:szCs w:val="24"/>
+        </w:rPr>
+        <w:t xml:space="preserve">as </w:t>
+      </w:r>
+      <w:r>
+        <w:rPr>
+          <w:rFonts w:ascii="Calibri" w:hAnsi="Calibri" w:cs="Calibri"/>
+          <w:sz w:val="24"/>
+          <w:szCs w:val="24"/>
+        </w:rPr>
+        <w:t>aplicações, além da implementação e gestão de ambientes com Docker e Docker Compose, para a empresa smartBP.</w:t>
+      </w:r>
+    </w:p>
+    <w:p>
+      <w:pPr>
+        <w:rPr>
+          <w:rFonts w:ascii="Calibri" w:hAnsi="Calibri" w:cs="Calibri"/>
+          <w:sz w:val="28"/>
+          <w:szCs w:val="28"/>
+        </w:rPr>
+      </w:pPr>
+      <w:r>
+        <w:rPr>
+          <w:rFonts w:ascii="Calibri" w:hAnsi="Calibri" w:cs="Calibri"/>
+          <w:b/>
+          <w:bCs/>
+          <w:sz w:val="28"/>
+          <w:szCs w:val="28"/>
+        </w:rPr>
+        <w:lastRenderedPageBreak/>
+        <w:t>Coordenador de Programas na Mozdevz Schools</w:t>
+      </w:r>
+      <w:r>
+        <w:rPr>
+          <w:rFonts w:ascii="Calibri" w:hAnsi="Calibri" w:cs="Calibri"/>
+          <w:b/>
+          <w:bCs/>
+          <w:sz w:val="28"/>
+          <w:szCs w:val="28"/>
+        </w:rPr>
+        <w:t xml:space="preserve"> (Voluntário)</w:t>
+      </w:r>
+      <w:r>
+        <w:rPr>
+          <w:rFonts w:ascii="Calibri" w:hAnsi="Calibri" w:cs="Calibri"/>
+          <w:b/>
+          <w:bCs/>
+          <w:sz w:val="28"/>
+          <w:szCs w:val="28"/>
+        </w:rPr>
+        <w:t xml:space="preserve"> </w:t>
+      </w:r>
+      <w:r>
+        <w:rPr>
+          <w:rFonts w:ascii="Calibri" w:hAnsi="Calibri" w:cs="Calibri"/>
+          <w:sz w:val="28"/>
+          <w:szCs w:val="28"/>
+        </w:rPr>
+        <w:t xml:space="preserve">| Junho 2023 – </w:t>
+      </w:r>
+      <w:r>
+        <w:rPr>
+          <w:rFonts w:ascii="Calibri" w:hAnsi="Calibri" w:cs="Calibri"/>
+          <w:sz w:val="28"/>
+          <w:szCs w:val="28"/>
+        </w:rPr>
+        <w:t>Agosto 2025</w:t>
       </w:r>
     </w:p>
     <w:p>
@@ -1416,133 +922,23 @@
           <w:sz w:val="24"/>
           <w:szCs w:val="24"/>
         </w:rPr>
-        <w:t xml:space="preserve">Pesquisa de tendências </w:t>
-      </w:r>
-      <w:proofErr w:type="spellStart"/>
-      <w:r>
-        <w:rPr>
-          <w:rFonts w:ascii="Calibri" w:hAnsi="Calibri" w:cs="Calibri"/>
-          <w:sz w:val="24"/>
-          <w:szCs w:val="24"/>
-        </w:rPr>
-        <w:t>a</w:t>
-      </w:r>
-      <w:r>
-        <w:rPr>
-          <w:rFonts w:ascii="Calibri" w:hAnsi="Calibri" w:cs="Calibri"/>
-          <w:sz w:val="24"/>
-          <w:szCs w:val="24"/>
-        </w:rPr>
-        <w:t>c</w:t>
-      </w:r>
-      <w:r>
-        <w:rPr>
-          <w:rFonts w:ascii="Calibri" w:hAnsi="Calibri" w:cs="Calibri"/>
-          <w:sz w:val="24"/>
-          <w:szCs w:val="24"/>
-        </w:rPr>
-        <w:t>tuais</w:t>
-      </w:r>
-      <w:proofErr w:type="spellEnd"/>
-      <w:r>
-        <w:rPr>
-          <w:rFonts w:ascii="Calibri" w:hAnsi="Calibri" w:cs="Calibri"/>
-          <w:sz w:val="24"/>
-          <w:szCs w:val="24"/>
-        </w:rPr>
-        <w:t xml:space="preserve"> e convite de profissionais experientes para partilharem conhecimento com estudantes interessados em aprender mais</w:t>
-      </w:r>
-      <w:r>
-        <w:rPr>
-          <w:rFonts w:ascii="Calibri" w:hAnsi="Calibri" w:cs="Calibri"/>
-          <w:sz w:val="24"/>
-          <w:szCs w:val="24"/>
-        </w:rPr>
-        <w:t xml:space="preserve"> sobre tecnologias emergentes</w:t>
-      </w:r>
-      <w:r>
-        <w:rPr>
-          <w:rFonts w:ascii="Calibri" w:hAnsi="Calibri" w:cs="Calibri"/>
-          <w:sz w:val="24"/>
-          <w:szCs w:val="24"/>
-        </w:rPr>
-        <w:t>.</w:t>
-      </w:r>
-    </w:p>
-    <w:p>
-      <w:pPr>
-        <w:rPr>
-          <w:rFonts w:ascii="Calibri" w:hAnsi="Calibri" w:cs="Calibri"/>
-          <w:sz w:val="28"/>
-          <w:szCs w:val="28"/>
-        </w:rPr>
-      </w:pPr>
-      <w:r>
-        <w:rPr>
-          <w:rFonts w:ascii="Calibri" w:hAnsi="Calibri" w:cs="Calibri"/>
-          <w:b/>
-          <w:bCs/>
-          <w:sz w:val="28"/>
-          <w:szCs w:val="28"/>
-        </w:rPr>
-        <w:lastRenderedPageBreak/>
-        <w:t>Membro da Core-Team GDSC-UEM</w:t>
-      </w:r>
-      <w:r>
-        <w:rPr>
-          <w:rFonts w:ascii="Calibri" w:hAnsi="Calibri" w:cs="Calibri"/>
-          <w:b/>
-          <w:bCs/>
-          <w:sz w:val="28"/>
-          <w:szCs w:val="28"/>
-        </w:rPr>
-        <w:t xml:space="preserve"> (Voluntário)</w:t>
-      </w:r>
-      <w:r>
-        <w:rPr>
-          <w:rFonts w:ascii="Calibri" w:hAnsi="Calibri" w:cs="Calibri"/>
-          <w:b/>
-          <w:bCs/>
-          <w:sz w:val="28"/>
-          <w:szCs w:val="28"/>
-        </w:rPr>
-        <w:t xml:space="preserve"> | </w:t>
-      </w:r>
-      <w:proofErr w:type="gramStart"/>
-      <w:r>
-        <w:rPr>
-          <w:rFonts w:ascii="Calibri" w:hAnsi="Calibri" w:cs="Calibri"/>
-          <w:sz w:val="28"/>
-          <w:szCs w:val="28"/>
-        </w:rPr>
-        <w:t>Agosto</w:t>
-      </w:r>
-      <w:proofErr w:type="gramEnd"/>
-      <w:r>
-        <w:rPr>
-          <w:rFonts w:ascii="Calibri" w:hAnsi="Calibri" w:cs="Calibri"/>
-          <w:sz w:val="28"/>
-          <w:szCs w:val="28"/>
-        </w:rPr>
-        <w:t xml:space="preserve"> 2021 – </w:t>
-      </w:r>
-      <w:proofErr w:type="gramStart"/>
-      <w:r>
-        <w:rPr>
-          <w:rFonts w:ascii="Calibri" w:hAnsi="Calibri" w:cs="Calibri"/>
-          <w:sz w:val="28"/>
-          <w:szCs w:val="28"/>
-        </w:rPr>
-        <w:t>Julho</w:t>
-      </w:r>
-      <w:proofErr w:type="gramEnd"/>
-      <w:r>
-        <w:rPr>
-          <w:rFonts w:ascii="Calibri" w:hAnsi="Calibri" w:cs="Calibri"/>
-          <w:sz w:val="28"/>
-          <w:szCs w:val="28"/>
-        </w:rPr>
-        <w:t xml:space="preserve"> de 2022</w:t>
+        <w:t>Organização de programas, formações e eventos</w:t>
+      </w:r>
+      <w:r>
+        <w:rPr>
+          <w:rFonts w:ascii="Calibri" w:hAnsi="Calibri" w:cs="Calibri"/>
+          <w:sz w:val="24"/>
+          <w:szCs w:val="24"/>
+        </w:rPr>
+        <w:t xml:space="preserve"> nas áreas de tecnologias</w:t>
+      </w:r>
+      <w:r>
+        <w:rPr>
+          <w:rFonts w:ascii="Calibri" w:hAnsi="Calibri" w:cs="Calibri"/>
+          <w:sz w:val="24"/>
+          <w:szCs w:val="24"/>
+        </w:rPr>
+        <w:t xml:space="preserve"> com impacto na comunidade estudantil.</w:t>
       </w:r>
     </w:p>
     <w:p>
@@ -1564,6 +960,107 @@
           <w:sz w:val="24"/>
           <w:szCs w:val="24"/>
         </w:rPr>
+        <w:t>Pesquisa de tendências a</w:t>
+      </w:r>
+      <w:r>
+        <w:rPr>
+          <w:rFonts w:ascii="Calibri" w:hAnsi="Calibri" w:cs="Calibri"/>
+          <w:sz w:val="24"/>
+          <w:szCs w:val="24"/>
+        </w:rPr>
+        <w:t>c</w:t>
+      </w:r>
+      <w:r>
+        <w:rPr>
+          <w:rFonts w:ascii="Calibri" w:hAnsi="Calibri" w:cs="Calibri"/>
+          <w:sz w:val="24"/>
+          <w:szCs w:val="24"/>
+        </w:rPr>
+        <w:t>tuais e convite de profissionais experientes para partilharem conhecimento com estudantes interessados em aprender mais</w:t>
+      </w:r>
+      <w:r>
+        <w:rPr>
+          <w:rFonts w:ascii="Calibri" w:hAnsi="Calibri" w:cs="Calibri"/>
+          <w:sz w:val="24"/>
+          <w:szCs w:val="24"/>
+        </w:rPr>
+        <w:t xml:space="preserve"> sobre tecnologias emergentes</w:t>
+      </w:r>
+      <w:r>
+        <w:rPr>
+          <w:rFonts w:ascii="Calibri" w:hAnsi="Calibri" w:cs="Calibri"/>
+          <w:sz w:val="24"/>
+          <w:szCs w:val="24"/>
+        </w:rPr>
+        <w:t>.</w:t>
+      </w:r>
+    </w:p>
+    <w:p>
+      <w:pPr>
+        <w:rPr>
+          <w:rFonts w:ascii="Calibri" w:hAnsi="Calibri" w:cs="Calibri"/>
+          <w:sz w:val="28"/>
+          <w:szCs w:val="28"/>
+        </w:rPr>
+      </w:pPr>
+      <w:r>
+        <w:rPr>
+          <w:rFonts w:ascii="Calibri" w:hAnsi="Calibri" w:cs="Calibri"/>
+          <w:b/>
+          <w:bCs/>
+          <w:sz w:val="28"/>
+          <w:szCs w:val="28"/>
+        </w:rPr>
+        <w:t>Membro da Core-Team GDSC-UEM</w:t>
+      </w:r>
+      <w:r>
+        <w:rPr>
+          <w:rFonts w:ascii="Calibri" w:hAnsi="Calibri" w:cs="Calibri"/>
+          <w:b/>
+          <w:bCs/>
+          <w:sz w:val="28"/>
+          <w:szCs w:val="28"/>
+        </w:rPr>
+        <w:t xml:space="preserve"> (Voluntário)</w:t>
+      </w:r>
+      <w:r>
+        <w:rPr>
+          <w:rFonts w:ascii="Calibri" w:hAnsi="Calibri" w:cs="Calibri"/>
+          <w:b/>
+          <w:bCs/>
+          <w:sz w:val="28"/>
+          <w:szCs w:val="28"/>
+        </w:rPr>
+        <w:t xml:space="preserve"> | </w:t>
+      </w:r>
+      <w:r>
+        <w:rPr>
+          <w:rFonts w:ascii="Calibri" w:hAnsi="Calibri" w:cs="Calibri"/>
+          <w:sz w:val="28"/>
+          <w:szCs w:val="28"/>
+        </w:rPr>
+        <w:t>Agosto 2021 – Julho de 2022</w:t>
+      </w:r>
+    </w:p>
+    <w:p>
+      <w:pPr>
+        <w:pStyle w:val="ListParagraph"/>
+        <w:numPr>
+          <w:ilvl w:val="0"/>
+          <w:numId w:val="3"/>
+        </w:numPr>
+        <w:rPr>
+          <w:rFonts w:ascii="Calibri" w:hAnsi="Calibri" w:cs="Calibri"/>
+          <w:sz w:val="24"/>
+          <w:szCs w:val="24"/>
+        </w:rPr>
+      </w:pPr>
+      <w:r>
+        <w:rPr>
+          <w:rFonts w:ascii="Calibri" w:hAnsi="Calibri" w:cs="Calibri"/>
+          <w:sz w:val="24"/>
+          <w:szCs w:val="24"/>
+        </w:rPr>
         <w:t>C</w:t>
       </w:r>
       <w:r>
@@ -1612,7 +1109,7 @@
           <w:sz w:val="24"/>
           <w:szCs w:val="24"/>
         </w:rPr>
-        <w:t xml:space="preserve">2019-2025: </w:t>
+        <w:t xml:space="preserve">2025: </w:t>
       </w:r>
       <w:r>
         <w:rPr>
@@ -1689,36 +1186,8 @@
           <w:sz w:val="24"/>
           <w:szCs w:val="24"/>
         </w:rPr>
-        <w:t xml:space="preserve"> Fundamentos da Microsoft </w:t>
-      </w:r>
-      <w:proofErr w:type="spellStart"/>
-      <w:r>
-        <w:rPr>
-          <w:rFonts w:ascii="Calibri" w:hAnsi="Calibri" w:cs="Calibri"/>
-          <w:sz w:val="24"/>
-          <w:szCs w:val="24"/>
-        </w:rPr>
-        <w:t>Power</w:t>
-      </w:r>
-      <w:proofErr w:type="spellEnd"/>
-      <w:r>
-        <w:rPr>
-          <w:rFonts w:ascii="Calibri" w:hAnsi="Calibri" w:cs="Calibri"/>
-          <w:sz w:val="24"/>
-          <w:szCs w:val="24"/>
-        </w:rPr>
-        <w:t xml:space="preserve"> </w:t>
-      </w:r>
-      <w:proofErr w:type="spellStart"/>
-      <w:r>
-        <w:rPr>
-          <w:rFonts w:ascii="Calibri" w:hAnsi="Calibri" w:cs="Calibri"/>
-          <w:sz w:val="24"/>
-          <w:szCs w:val="24"/>
-        </w:rPr>
-        <w:t>Platform</w:t>
-      </w:r>
-      <w:proofErr w:type="spellEnd"/>
+        <w:t xml:space="preserve"> Fundamentos da Microsoft Power Platform</w:t>
+      </w:r>
     </w:p>
     <w:p>
       <w:pPr>
@@ -1819,19 +1288,8 @@
           <w:szCs w:val="24"/>
           <w:lang w:val="en-US"/>
         </w:rPr>
-        <w:t xml:space="preserve">Software </w:t>
-      </w:r>
-      <w:proofErr w:type="spellStart"/>
-      <w:r>
-        <w:rPr>
-          <w:rFonts w:ascii="Calibri" w:hAnsi="Calibri" w:cs="Calibri"/>
-          <w:sz w:val="24"/>
-          <w:szCs w:val="24"/>
-          <w:lang w:val="en-US"/>
-        </w:rPr>
-        <w:t>Fullstack</w:t>
-      </w:r>
-      <w:proofErr w:type="spellEnd"/>
+        <w:t>Software Fullstack</w:t>
+      </w:r>
     </w:p>
     <w:p>
       <w:pPr>
@@ -1900,29 +1358,7 @@
           <w:sz w:val="24"/>
           <w:szCs w:val="24"/>
         </w:rPr>
-        <w:t xml:space="preserve"> </w:t>
-      </w:r>
-      <w:proofErr w:type="gramStart"/>
-      <w:r>
-        <w:rPr>
-          <w:rFonts w:ascii="Calibri" w:hAnsi="Calibri" w:cs="Calibri"/>
-          <w:b/>
-          <w:bCs/>
-          <w:sz w:val="24"/>
-          <w:szCs w:val="24"/>
-        </w:rPr>
-        <w:t>Inglês</w:t>
-      </w:r>
-      <w:proofErr w:type="gramEnd"/>
-      <w:r>
-        <w:rPr>
-          <w:rFonts w:ascii="Calibri" w:hAnsi="Calibri" w:cs="Calibri"/>
-          <w:b/>
-          <w:bCs/>
-          <w:sz w:val="24"/>
-          <w:szCs w:val="24"/>
-        </w:rPr>
-        <w:t xml:space="preserve">: </w:t>
+        <w:t xml:space="preserve"> Inglês: </w:t>
       </w:r>
       <w:r>
         <w:rPr>
